--- a/klagomål/S 1543-2026 FSC-klagomål.docx
+++ b/klagomål/S 1543-2026 FSC-klagomål.docx
@@ -950,7 +950,7 @@
     <w:r>
       <w:tab/>
       <w:tab/>
-      <w:t>2026-07-13</w:t>
+      <w:t>2026-07-14</w:t>
       <w:br/>
       <w:br/>
     </w:r>

--- a/klagomål/S 1543-2026 FSC-klagomål.docx
+++ b/klagomål/S 1543-2026 FSC-klagomål.docx
@@ -950,7 +950,7 @@
     <w:r>
       <w:tab/>
       <w:tab/>
-      <w:t>2026-07-14</w:t>
+      <w:t>2026-07-15</w:t>
       <w:br/>
       <w:br/>
     </w:r>

--- a/klagomål/S 1543-2026 FSC-klagomål.docx
+++ b/klagomål/S 1543-2026 FSC-klagomål.docx
@@ -950,7 +950,7 @@
     <w:r>
       <w:tab/>
       <w:tab/>
-      <w:t>2026-07-15</w:t>
+      <w:t>2026-07-16</w:t>
       <w:br/>
       <w:br/>
     </w:r>

--- a/klagomål/S 1543-2026 FSC-klagomål.docx
+++ b/klagomål/S 1543-2026 FSC-klagomål.docx
@@ -950,7 +950,7 @@
     <w:r>
       <w:tab/>
       <w:tab/>
-      <w:t>2026-07-16</w:t>
+      <w:t>2026-07-17</w:t>
       <w:br/>
       <w:br/>
     </w:r>

--- a/klagomål/S 1543-2026 FSC-klagomål.docx
+++ b/klagomål/S 1543-2026 FSC-klagomål.docx
@@ -950,7 +950,7 @@
     <w:r>
       <w:tab/>
       <w:tab/>
-      <w:t>2026-07-17</w:t>
+      <w:t>2026-07-18</w:t>
       <w:br/>
       <w:br/>
     </w:r>

--- a/klagomål/S 1543-2026 FSC-klagomål.docx
+++ b/klagomål/S 1543-2026 FSC-klagomål.docx
@@ -950,7 +950,7 @@
     <w:r>
       <w:tab/>
       <w:tab/>
-      <w:t>2026-07-18</w:t>
+      <w:t>2026-07-19</w:t>
       <w:br/>
       <w:br/>
     </w:r>

--- a/klagomål/S 1543-2026 FSC-klagomål.docx
+++ b/klagomål/S 1543-2026 FSC-klagomål.docx
@@ -950,7 +950,7 @@
     <w:r>
       <w:tab/>
       <w:tab/>
-      <w:t>2026-07-19</w:t>
+      <w:t>2026-07-20</w:t>
       <w:br/>
       <w:br/>
     </w:r>

--- a/klagomål/S 1543-2026 FSC-klagomål.docx
+++ b/klagomål/S 1543-2026 FSC-klagomål.docx
@@ -950,7 +950,7 @@
     <w:r>
       <w:tab/>
       <w:tab/>
-      <w:t>2026-07-20</w:t>
+      <w:t>2026-07-21</w:t>
       <w:br/>
       <w:br/>
     </w:r>

--- a/klagomål/S 1543-2026 FSC-klagomål.docx
+++ b/klagomål/S 1543-2026 FSC-klagomål.docx
@@ -950,7 +950,7 @@
     <w:r>
       <w:tab/>
       <w:tab/>
-      <w:t>2026-07-21</w:t>
+      <w:t>2026-07-22</w:t>
       <w:br/>
       <w:br/>
     </w:r>

--- a/klagomål/S 1543-2026 FSC-klagomål.docx
+++ b/klagomål/S 1543-2026 FSC-klagomål.docx
@@ -950,7 +950,7 @@
     <w:r>
       <w:tab/>
       <w:tab/>
-      <w:t>2026-07-22</w:t>
+      <w:t>2026-07-23</w:t>
       <w:br/>
       <w:br/>
     </w:r>

--- a/klagomål/S 1543-2026 FSC-klagomål.docx
+++ b/klagomål/S 1543-2026 FSC-klagomål.docx
@@ -950,7 +950,7 @@
     <w:r>
       <w:tab/>
       <w:tab/>
-      <w:t>2026-07-23</w:t>
+      <w:t>2026-07-24</w:t>
       <w:br/>
       <w:br/>
     </w:r>

--- a/klagomål/S 1543-2026 FSC-klagomål.docx
+++ b/klagomål/S 1543-2026 FSC-klagomål.docx
@@ -950,7 +950,7 @@
     <w:r>
       <w:tab/>
       <w:tab/>
-      <w:t>2026-07-24</w:t>
+      <w:t>2026-07-25</w:t>
       <w:br/>
       <w:br/>
     </w:r>

--- a/klagomål/S 1543-2026 FSC-klagomål.docx
+++ b/klagomål/S 1543-2026 FSC-klagomål.docx
@@ -950,7 +950,7 @@
     <w:r>
       <w:tab/>
       <w:tab/>
-      <w:t>2026-07-25</w:t>
+      <w:t>2026-07-26</w:t>
       <w:br/>
       <w:br/>
     </w:r>

--- a/klagomål/S 1543-2026 FSC-klagomål.docx
+++ b/klagomål/S 1543-2026 FSC-klagomål.docx
@@ -950,7 +950,7 @@
     <w:r>
       <w:tab/>
       <w:tab/>
-      <w:t>2026-07-26</w:t>
+      <w:t>2026-07-27</w:t>
       <w:br/>
       <w:br/>
     </w:r>

--- a/klagomål/S 1543-2026 FSC-klagomål.docx
+++ b/klagomål/S 1543-2026 FSC-klagomål.docx
@@ -950,7 +950,7 @@
     <w:r>
       <w:tab/>
       <w:tab/>
-      <w:t>2026-07-27</w:t>
+      <w:t>2026-07-28</w:t>
       <w:br/>
       <w:br/>
     </w:r>

--- a/klagomål/S 1543-2026 FSC-klagomål.docx
+++ b/klagomål/S 1543-2026 FSC-klagomål.docx
@@ -950,7 +950,7 @@
     <w:r>
       <w:tab/>
       <w:tab/>
-      <w:t>2026-07-28</w:t>
+      <w:t>2026-07-29</w:t>
       <w:br/>
       <w:br/>
     </w:r>

--- a/klagomål/S 1543-2026 FSC-klagomål.docx
+++ b/klagomål/S 1543-2026 FSC-klagomål.docx
@@ -950,7 +950,7 @@
     <w:r>
       <w:tab/>
       <w:tab/>
-      <w:t>2026-07-29</w:t>
+      <w:t>2026-07-30</w:t>
       <w:br/>
       <w:br/>
     </w:r>

--- a/klagomål/S 1543-2026 FSC-klagomål.docx
+++ b/klagomål/S 1543-2026 FSC-klagomål.docx
@@ -950,7 +950,7 @@
     <w:r>
       <w:tab/>
       <w:tab/>
-      <w:t>2026-07-30</w:t>
+      <w:t>2026-07-31</w:t>
       <w:br/>
       <w:br/>
     </w:r>

--- a/klagomål/S 1543-2026 FSC-klagomål.docx
+++ b/klagomål/S 1543-2026 FSC-klagomål.docx
@@ -950,7 +950,7 @@
     <w:r>
       <w:tab/>
       <w:tab/>
-      <w:t>2026-07-31</w:t>
+      <w:t>2026-08-01</w:t>
       <w:br/>
       <w:br/>
     </w:r>

--- a/klagomål/S 1543-2026 FSC-klagomål.docx
+++ b/klagomål/S 1543-2026 FSC-klagomål.docx
@@ -950,7 +950,7 @@
     <w:r>
       <w:tab/>
       <w:tab/>
-      <w:t>2026-08-01</w:t>
+      <w:t>2026-08-02</w:t>
       <w:br/>
       <w:br/>
     </w:r>

--- a/klagomål/S 1543-2026 FSC-klagomål.docx
+++ b/klagomål/S 1543-2026 FSC-klagomål.docx
@@ -950,7 +950,7 @@
     <w:r>
       <w:tab/>
       <w:tab/>
-      <w:t>2026-08-02</w:t>
+      <w:t>2026-08-03</w:t>
       <w:br/>
       <w:br/>
     </w:r>

--- a/klagomål/S 1543-2026 FSC-klagomål.docx
+++ b/klagomål/S 1543-2026 FSC-klagomål.docx
@@ -950,7 +950,7 @@
     <w:r>
       <w:tab/>
       <w:tab/>
-      <w:t>2026-08-03</w:t>
+      <w:t>2026-08-04</w:t>
       <w:br/>
       <w:br/>
     </w:r>

--- a/klagomål/S 1543-2026 FSC-klagomål.docx
+++ b/klagomål/S 1543-2026 FSC-klagomål.docx
@@ -950,7 +950,7 @@
     <w:r>
       <w:tab/>
       <w:tab/>
-      <w:t>2026-08-04</w:t>
+      <w:t>2026-08-05</w:t>
       <w:br/>
       <w:br/>
     </w:r>

--- a/klagomål/S 1543-2026 FSC-klagomål.docx
+++ b/klagomål/S 1543-2026 FSC-klagomål.docx
@@ -950,7 +950,7 @@
     <w:r>
       <w:tab/>
       <w:tab/>
-      <w:t>2026-08-05</w:t>
+      <w:t>2026-08-07</w:t>
       <w:br/>
       <w:br/>
     </w:r>

--- a/klagomål/S 1543-2026 FSC-klagomål.docx
+++ b/klagomål/S 1543-2026 FSC-klagomål.docx
@@ -950,7 +950,7 @@
     <w:r>
       <w:tab/>
       <w:tab/>
-      <w:t>2026-08-07</w:t>
+      <w:t>2026-08-08</w:t>
       <w:br/>
       <w:br/>
     </w:r>

--- a/klagomål/S 1543-2026 FSC-klagomål.docx
+++ b/klagomål/S 1543-2026 FSC-klagomål.docx
@@ -216,7 +216,7 @@
         <w:spacing w:after="240"/>
       </w:pPr>
       <w:r>
-        <w:t>Figur 1. Fyndplatser för naturvårdsarter i och inom 20 meter från samrådsanmälan. Markörer utan svart kant är placerade på fyndplatsen. Markörer med svart kant är placerade vid sidan av fyndplatsen har ett svart streck som visar fyndplatsens exakta position. Kartans mittpunktskoordinat är N 6535460, E 507099 i SWEREF 99 TM.</w:t>
+        <w:t>Figur 1. Fyndplatser för naturvårdsarter i och inom 20 meter från samrådsanmälan. Markörer utan svart kant är placerade på fyndplatsen. Markörer med svart kant är placerade vid sidan av fyndplatsen och har ett svart streck som visar fyndplatsens exakta position. Kartans mittpunktskoordinat är N 6535460, E 507099 i SWEREF 99 TM.</w:t>
       </w:r>
     </w:p>
     <w:p>
@@ -950,7 +950,7 @@
     <w:r>
       <w:tab/>
       <w:tab/>
-      <w:t>2026-08-14</w:t>
+      <w:t>2026-08-15</w:t>
       <w:br/>
       <w:br/>
     </w:r>

--- a/klagomål/S 1543-2026 FSC-klagomål.docx
+++ b/klagomål/S 1543-2026 FSC-klagomål.docx
@@ -950,7 +950,7 @@
     <w:r>
       <w:tab/>
       <w:tab/>
-      <w:t>2026-08-15</w:t>
+      <w:t>2026-08-16</w:t>
       <w:br/>
       <w:br/>
     </w:r>

--- a/klagomål/S 1543-2026 FSC-klagomål.docx
+++ b/klagomål/S 1543-2026 FSC-klagomål.docx
@@ -950,7 +950,7 @@
     <w:r>
       <w:tab/>
       <w:tab/>
-      <w:t>2026-08-16</w:t>
+      <w:t>2026-08-17</w:t>
       <w:br/>
       <w:br/>
     </w:r>

--- a/klagomål/S 1543-2026 FSC-klagomål.docx
+++ b/klagomål/S 1543-2026 FSC-klagomål.docx
@@ -950,7 +950,7 @@
     <w:r>
       <w:tab/>
       <w:tab/>
-      <w:t>2026-08-17</w:t>
+      <w:t>2026-08-18</w:t>
       <w:br/>
       <w:br/>
     </w:r>

--- a/klagomål/S 1543-2026 FSC-klagomål.docx
+++ b/klagomål/S 1543-2026 FSC-klagomål.docx
@@ -221,7 +221,7 @@
     </w:p>
     <w:p>
       <w:r>
-        <w:t>I och inom 20 meter från samrådsanmälan finns fynd av 34 naturvårdsarter, varav 23 är rödlistade, 15 är fridlysta och 2 är typiska (T): brunfläckig pärlemorfjäril (VU), mindre bastardsvärmare (VU), mindre blåvinge (VU), sexfläckig bastardsvärmare (VU), silverblåvinge (VU), silvergökbi (VU), starrgräsfjäril (VU), tornseglare (VU, §4), ängsblåvinge (VU), grönsångare (NT, §4), gulsparv (NT, §4), jungfrulin (NT), jungfrulinsfly (NT), mindre tåtelsmygare (NT), Myopa fasciata (NT), mörk bronsblomfluga (NT), silversmygare (NT), svart skogssnigel (NT), sädesärla (NT, §4), vitfläckig guldvinge (NT), älg (NT), ängsmetallvinge (NT), åkerväddsantennmal (NT), spillkråka (T, §4), tjäder (T, §4), buskskvätta (§4), fiskgjuse (§4), orre (§4), trana (§4), trädlärka (§4), törnskata (§4), vanlig groda (§6), vanlig padda (§6) och fläcknycklar (§8). Se Figur 1.</w:t>
+        <w:t>I och inom 20 meter från samrådsanmälan finns fynd av 35 naturvårdsarter, varav 24 är rödlistade, 16 är fridlysta och 2 är typiska (T): brunfläckig pärlemorfjäril (VU), mindre bastardsvärmare (VU), mindre blåvinge (VU), sexfläckig bastardsvärmare (VU), silverblåvinge (VU), silvergökbi (VU), starrgräsfjäril (VU), tornseglare (VU, §4), ängsblåvinge (VU), bivråk (NT, §4), grönsångare (NT, §4), gulsparv (NT, §4), jungfrulin (NT), jungfrulinsfly (NT), mindre tåtelsmygare (NT), Myopa fasciata (NT), mörk bronsblomfluga (NT), silversmygare (NT), svart skogssnigel (NT), sädesärla (NT, §4), vitfläckig guldvinge (NT), älg (NT), ängsmetallvinge (NT), åkerväddsantennmal (NT), spillkråka (T, §4), tjäder (T, §4), buskskvätta (§4), fiskgjuse (§4), orre (§4), trana (§4), trädlärka (§4), törnskata (§4), vanlig groda (§6), vanlig padda (§6) och fläcknycklar (§8). Se Figur 1.</w:t>
       </w:r>
     </w:p>
     <w:p>
@@ -263,6 +263,26 @@
         <w:rPr>
           <w:b/>
         </w:rPr>
+        <w:t>Bivråk (NT, §4)</w:t>
+      </w:r>
+      <w:r>
+        <w:t xml:space="preserve"> ingår i bilaga 1 i EU:s fågeldirektiv och är prioriterad art i Skogsvårdslagen. Den har minskat med 2/3-delar sedan 1970-talet och under de senaste 30 åren har minskningstakten uppgått till 22.5 (15–30) %. Arten häckar i tät, ogallrad skog på högproduktiv mark, i södra Sverige främst i lövskogsrika trakter, i Norrland till stor del i högproduktiv granskog, Födan består av getinglarver och -puppor, men även av fågelungar och groddjur. Bivråken påverkas negativt av avverkning och omföring av lövträdsrika marker till täta produktionsskogar av barrträd samt av den allmänna "</w:t>
+      </w:r>
+      <w:r>
+        <w:rPr>
+          <w:i/>
+        </w:rPr>
+        <w:t>förtorkningen</w:t>
+      </w:r>
+      <w:r>
+        <w:t>" av landskapet genom täckdikning, dikning av skogsmark etc. Bevara lövskogar och öka andelen löv i barrskog. Gallra inte i onödan och inte alls i sumpskog. Dika inte ut vattensamlingar, sumpskogar, alkärr eller andra våta miljöer. Kring alla boplatser ska det lämnas en skyddszon vid avverkning eller andra skogliga åtgärder. Som tumregel ska skyddszonen vara så bred att boet inte syns väl från öppen mark. Minskningstakten för den svenska populationen bedöms vara nära gränsvärdet för Sårbar (VU) (SLU Artdatabanken, 2026; Skogsstyrelsen, 2016).</w:t>
+      </w:r>
+    </w:p>
+    <w:p>
+      <w:r>
+        <w:rPr>
+          <w:b/>
+        </w:rPr>
         <w:t>Grönsångare (NT, §4)</w:t>
       </w:r>
       <w:r>
@@ -452,7 +472,7 @@
         <w:rPr>
           <w:i/>
         </w:rPr>
-        <w:t>I det samrådsanmälda skogsområdet har 23 rödlistade arter och signalarter påträffats. Detta ska jämföras med Skogsstyrelsens uppföljning 2017 av nyckelbiotoper som visade att man i genomsnitt hittar 20,6 olika rödlistade arter och signalarter i en nyckelbiotop (Wijk, S. 2017. Biologisk mångfald i nyckelbiotoper – Resultat från inventeringen “Uppföljning biologisk mångfald” 2009–2015. Rapport 4/2017 Skogsstyrelsen, Jönköping).</w:t>
+        <w:t>I det samrådsanmälda skogsområdet har 24 rödlistade arter och signalarter påträffats. Detta ska jämföras med Skogsstyrelsens uppföljning 2017 av nyckelbiotoper som visade att man i genomsnitt hittar 20,6 olika rödlistade arter och signalarter i en nyckelbiotop (Wijk, S. 2017. Biologisk mångfald i nyckelbiotoper – Resultat från inventeringen “Uppföljning biologisk mångfald” 2009–2015. Rapport 4/2017 Skogsstyrelsen, Jönköping).</w:t>
       </w:r>
     </w:p>
     <w:p>
@@ -481,7 +501,7 @@
         <w:rPr>
           <w:i/>
         </w:rPr>
-        <w:t>I det samrådsanmälda skogsområdet har 34 naturvårdsarter varav 23 rödlistade arter sina livsmiljöer och växtplatser.</w:t>
+        <w:t>I det samrådsanmälda skogsområdet har 35 naturvårdsarter varav 24 rödlistade arter sina livsmiljöer och växtplatser.</w:t>
       </w:r>
     </w:p>
     <w:p>
@@ -679,6 +699,76 @@
       </w:pPr>
       <w:r>
         <w:t>BILAGA 1 – Fridlysta arter</w:t>
+      </w:r>
+    </w:p>
+    <w:p>
+      <w:pPr>
+        <w:pStyle w:val="Heading1"/>
+      </w:pPr>
+      <w:r>
+        <w:t>Bivråk – ekologi samt krav på livsmiljön</w:t>
+      </w:r>
+    </w:p>
+    <w:p>
+      <w:r>
+        <w:t>Bivråk (NT, §4) ingår i bilaga 1 i EU:s fågeldirektiv och är prioriterad art i Skogsvårdslagen. Den har minskat med 2/3-delar sedan 1970-talet och under de senaste 30 åren har minskningstakten uppgått till 22.5 (15–30) %. Minskningstakten för den svenska populationen bedöms vara nära gränsvärdet för Sårbar (VU) (SLU Artdatabanken, 2026).</w:t>
+      </w:r>
+    </w:p>
+    <w:p>
+      <w:r>
+        <w:t>Arten häckar i tät, ogallrad skog på högproduktiv mark, i södra Sverige främst i lövskogsrika trakter, i Norrland till stor del i högproduktiv granskog, Födan består av getinglarver och -puppor, men även av fågelungar och groddjur. (SLU Artdatabanken, 2026).</w:t>
+      </w:r>
+    </w:p>
+    <w:p>
+      <w:r>
+        <w:t>En trolig delförklaring till minskande bivråksstammar är att det i dagens skogs- och jordbruksbygder finns ett sämre utbud av insektsrika biotoper jämfört med förhållandena för 20–40 år sedan. Minskad insektsrikedom innebär förmodligen en lägre täthet av sociala getingsamhällen och därmed sämre förutsättningar för bivråkens häckning. En allmän "</w:t>
+      </w:r>
+      <w:r>
+        <w:rPr>
+          <w:i/>
+        </w:rPr>
+        <w:t>förtorkning</w:t>
+      </w:r>
+      <w:r>
+        <w:t>" av landskapet (täckdikning, dikning av skogsmark etc.) liksom omföring av lövträdsrika marker till täta produktionsskogar av barrträd medför dessutom en försämrad förekomst av tättingar (trastar etc.) och grodor, vilket sannolikt påverkar bivråken negativt. (SLU Artdatabanken, 2026).</w:t>
+      </w:r>
+    </w:p>
+    <w:p>
+      <w:r>
+        <w:t>Bevara lövskogar och öka andelen löv i barrskog. Gallra inte i onödan och inte alls i sumpskog. Dika inte ut vattensamlingar, sumpskogar, alkärr eller andra våta miljöer. Kring alla boplatser ska det lämnas en skyddszon vid avverkning eller andra skogliga åtgärder. Som tumregel ska skyddszonen vara så bred att boet inte syns väl från öppen mark (SLU Artdatabanken, 2026; Skogsstyrelsen, 2016).</w:t>
+      </w:r>
+    </w:p>
+    <w:p>
+      <w:pPr>
+        <w:pStyle w:val="Heading2"/>
+      </w:pPr>
+      <w:r>
+        <w:t>Referenser – bivråk</w:t>
+      </w:r>
+    </w:p>
+    <w:p>
+      <w:r>
+        <w:t xml:space="preserve">Skogsstyrelsen, 2016. </w:t>
+      </w:r>
+      <w:r>
+        <w:rPr>
+          <w:i/>
+        </w:rPr>
+        <w:t>Vägledning för hänsyn till bivråk.</w:t>
+      </w:r>
+    </w:p>
+    <w:p>
+      <w:r>
+        <w:t xml:space="preserve">SLU Artdatabanken, 2026. </w:t>
+      </w:r>
+      <w:r>
+        <w:rPr>
+          <w:i/>
+        </w:rPr>
+        <w:t xml:space="preserve">Artfaktablad. Naturvård – artfakta. </w:t>
+      </w:r>
+      <w:r>
+        <w:t>SLU Artdatabanken, Uppsala</w:t>
       </w:r>
     </w:p>
     <w:p>
@@ -950,7 +1040,7 @@
     <w:r>
       <w:tab/>
       <w:tab/>
-      <w:t>2026-08-18</w:t>
+      <w:t>2026-08-19</w:t>
       <w:br/>
       <w:br/>
     </w:r>

--- a/klagomål/S 1543-2026 FSC-klagomål.docx
+++ b/klagomål/S 1543-2026 FSC-klagomål.docx
@@ -1040,7 +1040,7 @@
     <w:r>
       <w:tab/>
       <w:tab/>
-      <w:t>2026-08-19</w:t>
+      <w:t>2026-08-20</w:t>
       <w:br/>
       <w:br/>
     </w:r>

--- a/klagomål/S 1543-2026 FSC-klagomål.docx
+++ b/klagomål/S 1543-2026 FSC-klagomål.docx
@@ -1040,7 +1040,7 @@
     <w:r>
       <w:tab/>
       <w:tab/>
-      <w:t>2026-08-20</w:t>
+      <w:t>2026-08-21</w:t>
       <w:br/>
       <w:br/>
     </w:r>

--- a/klagomål/S 1543-2026 FSC-klagomål.docx
+++ b/klagomål/S 1543-2026 FSC-klagomål.docx
@@ -1040,7 +1040,7 @@
     <w:r>
       <w:tab/>
       <w:tab/>
-      <w:t>2026-08-21</w:t>
+      <w:t>2026-08-22</w:t>
       <w:br/>
       <w:br/>
     </w:r>

--- a/klagomål/S 1543-2026 FSC-klagomål.docx
+++ b/klagomål/S 1543-2026 FSC-klagomål.docx
@@ -1040,7 +1040,7 @@
     <w:r>
       <w:tab/>
       <w:tab/>
-      <w:t>2026-08-22</w:t>
+      <w:t>2026-08-23</w:t>
       <w:br/>
       <w:br/>
     </w:r>

--- a/klagomål/S 1543-2026 FSC-klagomål.docx
+++ b/klagomål/S 1543-2026 FSC-klagomål.docx
@@ -1040,7 +1040,7 @@
     <w:r>
       <w:tab/>
       <w:tab/>
-      <w:t>2026-08-23</w:t>
+      <w:t>2026-08-24</w:t>
       <w:br/>
       <w:br/>
     </w:r>

--- a/klagomål/S 1543-2026 FSC-klagomål.docx
+++ b/klagomål/S 1543-2026 FSC-klagomål.docx
@@ -1040,7 +1040,7 @@
     <w:r>
       <w:tab/>
       <w:tab/>
-      <w:t>2026-08-24</w:t>
+      <w:t>2026-08-25</w:t>
       <w:br/>
       <w:br/>
     </w:r>

--- a/klagomål/S 1543-2026 FSC-klagomål.docx
+++ b/klagomål/S 1543-2026 FSC-klagomål.docx
@@ -1040,7 +1040,7 @@
     <w:r>
       <w:tab/>
       <w:tab/>
-      <w:t>2026-08-25</w:t>
+      <w:t>2026-08-26</w:t>
       <w:br/>
       <w:br/>
     </w:r>

--- a/klagomål/S 1543-2026 FSC-klagomål.docx
+++ b/klagomål/S 1543-2026 FSC-klagomål.docx
@@ -1040,7 +1040,7 @@
     <w:r>
       <w:tab/>
       <w:tab/>
-      <w:t>2026-08-26</w:t>
+      <w:t>2026-08-27</w:t>
       <w:br/>
       <w:br/>
     </w:r>

--- a/klagomål/S 1543-2026 FSC-klagomål.docx
+++ b/klagomål/S 1543-2026 FSC-klagomål.docx
@@ -1040,7 +1040,7 @@
     <w:r>
       <w:tab/>
       <w:tab/>
-      <w:t>2026-08-27</w:t>
+      <w:t>2026-08-28</w:t>
       <w:br/>
       <w:br/>
     </w:r>

--- a/klagomål/S 1543-2026 FSC-klagomål.docx
+++ b/klagomål/S 1543-2026 FSC-klagomål.docx
@@ -1040,7 +1040,7 @@
     <w:r>
       <w:tab/>
       <w:tab/>
-      <w:t>2026-08-28</w:t>
+      <w:t>2026-08-29</w:t>
       <w:br/>
       <w:br/>
     </w:r>

--- a/klagomål/S 1543-2026 FSC-klagomål.docx
+++ b/klagomål/S 1543-2026 FSC-klagomål.docx
@@ -1040,7 +1040,7 @@
     <w:r>
       <w:tab/>
       <w:tab/>
-      <w:t>2026-08-29</w:t>
+      <w:t>2026-08-31</w:t>
       <w:br/>
       <w:br/>
     </w:r>

--- a/klagomål/S 1543-2026 FSC-klagomål.docx
+++ b/klagomål/S 1543-2026 FSC-klagomål.docx
@@ -1040,7 +1040,7 @@
     <w:r>
       <w:tab/>
       <w:tab/>
-      <w:t>2026-08-31</w:t>
+      <w:t>2026-09-01</w:t>
       <w:br/>
       <w:br/>
     </w:r>

--- a/klagomål/S 1543-2026 FSC-klagomål.docx
+++ b/klagomål/S 1543-2026 FSC-klagomål.docx
@@ -1040,7 +1040,7 @@
     <w:r>
       <w:tab/>
       <w:tab/>
-      <w:t>2026-09-01</w:t>
+      <w:t>2026-09-02</w:t>
       <w:br/>
       <w:br/>
     </w:r>

--- a/klagomål/S 1543-2026 FSC-klagomål.docx
+++ b/klagomål/S 1543-2026 FSC-klagomål.docx
@@ -1040,7 +1040,7 @@
     <w:r>
       <w:tab/>
       <w:tab/>
-      <w:t>2026-09-02</w:t>
+      <w:t>2026-09-03</w:t>
       <w:br/>
       <w:br/>
     </w:r>

--- a/klagomål/S 1543-2026 FSC-klagomål.docx
+++ b/klagomål/S 1543-2026 FSC-klagomål.docx
@@ -1040,7 +1040,7 @@
     <w:r>
       <w:tab/>
       <w:tab/>
-      <w:t>2026-09-03</w:t>
+      <w:t>2026-09-04</w:t>
       <w:br/>
       <w:br/>
     </w:r>

--- a/klagomål/S 1543-2026 FSC-klagomål.docx
+++ b/klagomål/S 1543-2026 FSC-klagomål.docx
@@ -1040,7 +1040,7 @@
     <w:r>
       <w:tab/>
       <w:tab/>
-      <w:t>2026-09-04</w:t>
+      <w:t>2026-09-05</w:t>
       <w:br/>
       <w:br/>
     </w:r>

--- a/klagomål/S 1543-2026 FSC-klagomål.docx
+++ b/klagomål/S 1543-2026 FSC-klagomål.docx
@@ -1040,7 +1040,7 @@
     <w:r>
       <w:tab/>
       <w:tab/>
-      <w:t>2026-09-05</w:t>
+      <w:t>2026-09-06</w:t>
       <w:br/>
       <w:br/>
     </w:r>

--- a/klagomål/S 1543-2026 FSC-klagomål.docx
+++ b/klagomål/S 1543-2026 FSC-klagomål.docx
@@ -1040,7 +1040,7 @@
     <w:r>
       <w:tab/>
       <w:tab/>
-      <w:t>2026-09-06</w:t>
+      <w:t>2026-09-07</w:t>
       <w:br/>
       <w:br/>
     </w:r>

--- a/klagomål/S 1543-2026 FSC-klagomål.docx
+++ b/klagomål/S 1543-2026 FSC-klagomål.docx
@@ -1040,7 +1040,7 @@
     <w:r>
       <w:tab/>
       <w:tab/>
-      <w:t>2026-09-07</w:t>
+      <w:t>2026-09-08</w:t>
       <w:br/>
       <w:br/>
     </w:r>

--- a/klagomål/S 1543-2026 FSC-klagomål.docx
+++ b/klagomål/S 1543-2026 FSC-klagomål.docx
@@ -1040,7 +1040,7 @@
     <w:r>
       <w:tab/>
       <w:tab/>
-      <w:t>2026-09-08</w:t>
+      <w:t>2026-09-09</w:t>
       <w:br/>
       <w:br/>
     </w:r>

--- a/klagomål/S 1543-2026 FSC-klagomål.docx
+++ b/klagomål/S 1543-2026 FSC-klagomål.docx
@@ -1040,7 +1040,7 @@
     <w:r>
       <w:tab/>
       <w:tab/>
-      <w:t>2026-09-09</w:t>
+      <w:t>2026-09-10</w:t>
       <w:br/>
       <w:br/>
     </w:r>

--- a/klagomål/S 1543-2026 FSC-klagomål.docx
+++ b/klagomål/S 1543-2026 FSC-klagomål.docx
@@ -1040,7 +1040,7 @@
     <w:r>
       <w:tab/>
       <w:tab/>
-      <w:t>2026-09-10</w:t>
+      <w:t>2026-09-11</w:t>
       <w:br/>
       <w:br/>
     </w:r>

--- a/klagomål/S 1543-2026 FSC-klagomål.docx
+++ b/klagomål/S 1543-2026 FSC-klagomål.docx
@@ -1040,7 +1040,7 @@
     <w:r>
       <w:tab/>
       <w:tab/>
-      <w:t>2026-09-11</w:t>
+      <w:t>2026-09-12</w:t>
       <w:br/>
       <w:br/>
     </w:r>

--- a/klagomål/S 1543-2026 FSC-klagomål.docx
+++ b/klagomål/S 1543-2026 FSC-klagomål.docx
@@ -1040,7 +1040,7 @@
     <w:r>
       <w:tab/>
       <w:tab/>
-      <w:t>2026-09-12</w:t>
+      <w:t>2026-09-13</w:t>
       <w:br/>
       <w:br/>
     </w:r>
